--- a/202530/ExamInformation/Exam2/Exam2_AcademicIntegrity.docx
+++ b/202530/ExamInformation/Exam2/Exam2_AcademicIntegrity.docx
@@ -1,6 +1,6 @@
 
 <file path=word/document.xml><?xml version="1.0" encoding="utf-8"?>
-<w:document xmlns:wpc="http://schemas.microsoft.com/office/word/2010/wordprocessingCanvas" xmlns:cx="http://schemas.microsoft.com/office/drawing/2014/chartex" xmlns:cx1="http://schemas.microsoft.com/office/drawing/2015/9/8/chartex" xmlns:cx2="http://schemas.microsoft.com/office/drawing/2015/10/21/chartex" xmlns:cx3="http://schemas.microsoft.com/office/drawing/2016/5/9/chartex" xmlns:cx4="http://schemas.microsoft.com/office/drawing/2016/5/10/chartex" xmlns:cx5="http://schemas.microsoft.com/office/drawing/2016/5/11/chartex" xmlns:cx6="http://schemas.microsoft.com/office/drawing/2016/5/12/chartex" xmlns:cx7="http://schemas.microsoft.com/office/drawing/2016/5/13/chartex" xmlns:cx8="http://schemas.microsoft.com/office/drawing/2016/5/14/chartex" xmlns:mc="http://schemas.openxmlformats.org/markup-compatibility/2006" xmlns:aink="http://schemas.microsoft.com/office/drawing/2016/ink" xmlns:am3d="http://schemas.microsoft.com/office/drawing/2017/model3d" xmlns:o="urn:schemas-microsoft-com:office:office" xmlns:r="http://schemas.openxmlformats.org/officeDocument/2006/relationships" xmlns:m="http://schemas.openxmlformats.org/officeDocument/2006/math" xmlns:v="urn:schemas-microsoft-com:vml" xmlns:wp14="http://schemas.microsoft.com/office/word/2010/wordprocessingDrawing" xmlns:wp="http://schemas.openxmlformats.org/drawingml/2006/wordprocessingDrawing" xmlns:w10="urn:schemas-microsoft-com:office:word" xmlns:w="http://schemas.openxmlformats.org/wordprocessingml/2006/main" xmlns:w14="http://schemas.microsoft.com/office/word/2010/wordml" xmlns:w15="http://schemas.microsoft.com/office/word/2012/wordml" xmlns:w16cid="http://schemas.microsoft.com/office/word/2016/wordml/cid" xmlns:w16se="http://schemas.microsoft.com/office/word/2015/wordml/symex" xmlns:wpg="http://schemas.microsoft.com/office/word/2010/wordprocessingGroup" xmlns:wpi="http://schemas.microsoft.com/office/word/2010/wordprocessingInk" xmlns:wne="http://schemas.microsoft.com/office/word/2006/wordml" xmlns:wps="http://schemas.microsoft.com/office/word/2010/wordprocessingShape" mc:Ignorable="w14 w15 w16se w16cid wp14">
+<w:document xmlns:wpc="http://schemas.microsoft.com/office/word/2010/wordprocessingCanvas" xmlns:cx="http://schemas.microsoft.com/office/drawing/2014/chartex" xmlns:cx1="http://schemas.microsoft.com/office/drawing/2015/9/8/chartex" xmlns:cx2="http://schemas.microsoft.com/office/drawing/2015/10/21/chartex" xmlns:cx3="http://schemas.microsoft.com/office/drawing/2016/5/9/chartex" xmlns:cx4="http://schemas.microsoft.com/office/drawing/2016/5/10/chartex" xmlns:cx5="http://schemas.microsoft.com/office/drawing/2016/5/11/chartex" xmlns:cx6="http://schemas.microsoft.com/office/drawing/2016/5/12/chartex" xmlns:cx7="http://schemas.microsoft.com/office/drawing/2016/5/13/chartex" xmlns:cx8="http://schemas.microsoft.com/office/drawing/2016/5/14/chartex" xmlns:mc="http://schemas.openxmlformats.org/markup-compatibility/2006" xmlns:aink="http://schemas.microsoft.com/office/drawing/2016/ink" xmlns:am3d="http://schemas.microsoft.com/office/drawing/2017/model3d" xmlns:o="urn:schemas-microsoft-com:office:office" xmlns:oel="http://schemas.microsoft.com/office/2019/extlst" xmlns:r="http://schemas.openxmlformats.org/officeDocument/2006/relationships" xmlns:m="http://schemas.openxmlformats.org/officeDocument/2006/math" xmlns:v="urn:schemas-microsoft-com:vml" xmlns:wp14="http://schemas.microsoft.com/office/word/2010/wordprocessingDrawing" xmlns:wp="http://schemas.openxmlformats.org/drawingml/2006/wordprocessingDrawing" xmlns:w10="urn:schemas-microsoft-com:office:word" xmlns:w="http://schemas.openxmlformats.org/wordprocessingml/2006/main" xmlns:w14="http://schemas.microsoft.com/office/word/2010/wordml" xmlns:w15="http://schemas.microsoft.com/office/word/2012/wordml" xmlns:w16cex="http://schemas.microsoft.com/office/word/2018/wordml/cex" xmlns:w16cid="http://schemas.microsoft.com/office/word/2016/wordml/cid" xmlns:w16="http://schemas.microsoft.com/office/word/2018/wordml" xmlns:w16du="http://schemas.microsoft.com/office/word/2023/wordml/word16du" xmlns:w16sdtdh="http://schemas.microsoft.com/office/word/2020/wordml/sdtdatahash" xmlns:w16sdtfl="http://schemas.microsoft.com/office/word/2024/wordml/sdtformatlock" xmlns:w16se="http://schemas.microsoft.com/office/word/2015/wordml/symex" xmlns:wpg="http://schemas.microsoft.com/office/word/2010/wordprocessingGroup" xmlns:wpi="http://schemas.microsoft.com/office/word/2010/wordprocessingInk" xmlns:wne="http://schemas.microsoft.com/office/word/2006/wordml" xmlns:wps="http://schemas.microsoft.com/office/word/2010/wordprocessingShape" mc:Ignorable="w14 w15 w16se w16cid w16 w16cex w16sdtdh w16sdtfl w16du wp14">
   <w:body>
     <w:p>
       <w:pPr>
@@ -16,14 +16,7 @@
           <w:b/>
           <w:sz w:val="32"/>
         </w:rPr>
-        <w:t xml:space="preserve">Expectations about Academic Integrity on Exam </w:t>
-      </w:r>
-      <w:r>
-        <w:rPr>
-          <w:b/>
-          <w:sz w:val="32"/>
-        </w:rPr>
-        <w:t>2</w:t>
+        <w:t>Expectations about Academic Integrity on Exam 2</w:t>
       </w:r>
     </w:p>
     <w:p>
@@ -81,7 +74,21 @@
         <w:rPr>
           <w:sz w:val="24"/>
         </w:rPr>
-        <w:t xml:space="preserve">I understand that the Instructor expects me to be honest on this </w:t>
+        <w:t xml:space="preserve">I understand that the </w:t>
+      </w:r>
+      <w:proofErr w:type="gramStart"/>
+      <w:r>
+        <w:rPr>
+          <w:sz w:val="24"/>
+        </w:rPr>
+        <w:t>Instructor</w:t>
+      </w:r>
+      <w:proofErr w:type="gramEnd"/>
+      <w:r>
+        <w:rPr>
+          <w:sz w:val="24"/>
+        </w:rPr>
+        <w:t xml:space="preserve"> expects me to be honest on this </w:t>
       </w:r>
       <w:r>
         <w:rPr>
@@ -103,7 +110,7 @@
           <w:ilvl w:val="0"/>
           <w:numId w:val="2"/>
         </w:numPr>
-        <w:spacing w:before="240" w:after="0" w:line="240" w:lineRule="auto"/>
+        <w:spacing w:before="200" w:after="0" w:line="240" w:lineRule="auto"/>
         <w:contextualSpacing w:val="0"/>
         <w:rPr>
           <w:sz w:val="24"/>
@@ -158,8 +165,18 @@
           <w:i/>
           <w:sz w:val="24"/>
         </w:rPr>
-        <w:t>, I will not communicate in any way with anyone other than the Instructor</w:t>
-      </w:r>
+        <w:t xml:space="preserve">, I will not communicate in any way with anyone other than the </w:t>
+      </w:r>
+      <w:proofErr w:type="gramStart"/>
+      <w:r>
+        <w:rPr>
+          <w:b/>
+          <w:i/>
+          <w:sz w:val="24"/>
+        </w:rPr>
+        <w:t>Instructor</w:t>
+      </w:r>
+      <w:proofErr w:type="gramEnd"/>
       <w:r>
         <w:rPr>
           <w:b/>
@@ -708,7 +725,7 @@
         <w:contextualSpacing w:val="0"/>
         <w:rPr>
           <w:b/>
-          <w:i/>
+          <w:iCs/>
           <w:sz w:val="24"/>
         </w:rPr>
       </w:pPr>
@@ -726,15 +743,31 @@
           <w:i/>
           <w:sz w:val="24"/>
         </w:rPr>
-        <w:t>a</w:t>
-      </w:r>
-      <w:r>
-        <w:rPr>
-          <w:b/>
-          <w:i/>
-          <w:sz w:val="24"/>
-        </w:rPr>
-        <w:t>ny search engine (like Google).</w:t>
+        <w:t xml:space="preserve">any search engine (like Google), nor any Large Learning Model like ChatGPT, nor the AI Assistant paid add-on in PyCharm.  </w:t>
+      </w:r>
+      <w:r>
+        <w:rPr>
+          <w:bCs/>
+          <w:iCs/>
+          <w:sz w:val="24"/>
+        </w:rPr>
+        <w:t xml:space="preserve">(It is OK to use </w:t>
+      </w:r>
+      <w:r>
+        <w:rPr>
+          <w:bCs/>
+          <w:iCs/>
+          <w:sz w:val="24"/>
+        </w:rPr>
+        <w:t>PyCharm’s</w:t>
+      </w:r>
+      <w:r>
+        <w:rPr>
+          <w:bCs/>
+          <w:iCs/>
+          <w:sz w:val="24"/>
+        </w:rPr>
+        <w:t xml:space="preserve"> built-in auto-completion hints.)</w:t>
       </w:r>
     </w:p>
     <w:p>
@@ -744,7 +777,7 @@
           <w:ilvl w:val="0"/>
           <w:numId w:val="2"/>
         </w:numPr>
-        <w:spacing w:before="240" w:after="0" w:line="240" w:lineRule="auto"/>
+        <w:spacing w:before="200" w:after="0" w:line="240" w:lineRule="auto"/>
         <w:contextualSpacing w:val="0"/>
         <w:rPr>
           <w:b/>
@@ -839,7 +872,7 @@
           <w:ilvl w:val="0"/>
           <w:numId w:val="2"/>
         </w:numPr>
-        <w:spacing w:before="240" w:after="0" w:line="240" w:lineRule="auto"/>
+        <w:spacing w:before="200" w:after="0" w:line="240" w:lineRule="auto"/>
         <w:contextualSpacing w:val="0"/>
         <w:rPr>
           <w:sz w:val="24"/>
@@ -889,6 +922,7 @@
         </w:rPr>
         <w:t xml:space="preserve">I can discuss with my instructor how best to deal with that.  </w:t>
       </w:r>
+      <w:proofErr w:type="gramStart"/>
       <w:r>
         <w:rPr>
           <w:sz w:val="24"/>
@@ -899,14 +933,37 @@
         <w:rPr>
           <w:sz w:val="24"/>
         </w:rPr>
-        <w:t xml:space="preserve">particular, I understand that </w:t>
-      </w:r>
-      <w:r>
-        <w:rPr>
-          <w:b/>
-          <w:sz w:val="24"/>
-        </w:rPr>
-        <w:t xml:space="preserve">trend counts, and doing well on </w:t>
+        <w:t>particular, I</w:t>
+      </w:r>
+      <w:proofErr w:type="gramEnd"/>
+      <w:r>
+        <w:rPr>
+          <w:sz w:val="24"/>
+        </w:rPr>
+        <w:t xml:space="preserve"> understand that </w:t>
+      </w:r>
+      <w:r>
+        <w:rPr>
+          <w:b/>
+          <w:sz w:val="24"/>
+        </w:rPr>
+        <w:t xml:space="preserve">trend </w:t>
+      </w:r>
+      <w:proofErr w:type="gramStart"/>
+      <w:r>
+        <w:rPr>
+          <w:b/>
+          <w:sz w:val="24"/>
+        </w:rPr>
+        <w:t>counts, and</w:t>
+      </w:r>
+      <w:proofErr w:type="gramEnd"/>
+      <w:r>
+        <w:rPr>
+          <w:b/>
+          <w:sz w:val="24"/>
+        </w:rPr>
+        <w:t xml:space="preserve"> doing well on </w:t>
       </w:r>
       <w:r>
         <w:rPr>
@@ -921,6 +978,13 @@
           <w:sz w:val="24"/>
         </w:rPr>
         <w:t xml:space="preserve"> 3 </w:t>
+      </w:r>
+      <w:r>
+        <w:rPr>
+          <w:b/>
+          <w:sz w:val="24"/>
+        </w:rPr>
+        <w:t xml:space="preserve">and/or a possible Final Exam </w:t>
       </w:r>
       <w:r>
         <w:rPr>
@@ -958,7 +1022,7 @@
           <w:ilvl w:val="0"/>
           <w:numId w:val="2"/>
         </w:numPr>
-        <w:spacing w:before="240" w:after="0" w:line="240" w:lineRule="auto"/>
+        <w:spacing w:before="200" w:after="0" w:line="240" w:lineRule="auto"/>
         <w:contextualSpacing w:val="0"/>
         <w:rPr>
           <w:b/>
@@ -978,7 +1042,7 @@
     <w:p>
       <w:pPr>
         <w:pStyle w:val="ListParagraph"/>
-        <w:spacing w:before="360" w:after="0" w:line="240" w:lineRule="auto"/>
+        <w:spacing w:before="300" w:after="0" w:line="240" w:lineRule="auto"/>
         <w:ind w:left="1152"/>
         <w:contextualSpacing w:val="0"/>
         <w:rPr>
@@ -1060,7 +1124,7 @@
               </wp:anchor>
             </w:drawing>
           </mc:Choice>
-          <mc:Fallback xmlns:mv="urn:schemas-microsoft-com:mac:vml" xmlns:mo="http://schemas.microsoft.com/office/mac/office/2008/main">
+          <mc:Fallback xmlns:mo="http://schemas.microsoft.com/office/mac/office/2008/main" xmlns:mv="urn:schemas-microsoft-com:mac:vml">
             <w:pict>
               <v:rect w14:anchorId="369D15BF" id="Rectangle 1" o:spid="_x0000_s1026" style="position:absolute;margin-left:27pt;margin-top:13.8pt;width:19.5pt;height:18pt;z-index:251659264;visibility:visible;mso-wrap-style:square;mso-width-percent:0;mso-height-percent:0;mso-wrap-distance-left:9pt;mso-wrap-distance-top:0;mso-wrap-distance-right:9pt;mso-wrap-distance-bottom:0;mso-position-horizontal:absolute;mso-position-horizontal-relative:text;mso-position-vertical:absolute;mso-position-vertical-relative:text;mso-width-percent:0;mso-height-percent:0;mso-width-relative:margin;mso-height-relative:margin;v-text-anchor:middle" o:gfxdata="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" filled="f" strokecolor="black [3213]" strokeweight="2pt"/>
             </w:pict>
@@ -1184,7 +1248,7 @@
               </wp:anchor>
             </w:drawing>
           </mc:Choice>
-          <mc:Fallback xmlns:mv="urn:schemas-microsoft-com:mac:vml" xmlns:mo="http://schemas.microsoft.com/office/mac/office/2008/main">
+          <mc:Fallback xmlns:mo="http://schemas.microsoft.com/office/mac/office/2008/main" xmlns:mv="urn:schemas-microsoft-com:mac:vml">
             <w:pict>
               <v:rect w14:anchorId="37F17424" id="Rectangle 3" o:spid="_x0000_s1026" style="position:absolute;margin-left:27pt;margin-top:17.9pt;width:19.5pt;height:18pt;z-index:251661312;visibility:visible;mso-wrap-style:square;mso-width-percent:0;mso-height-percent:0;mso-wrap-distance-left:9pt;mso-wrap-distance-top:0;mso-wrap-distance-right:9pt;mso-wrap-distance-bottom:0;mso-position-horizontal:absolute;mso-position-horizontal-relative:text;mso-position-vertical:absolute;mso-position-vertical-relative:text;mso-width-percent:0;mso-height-percent:0;mso-width-relative:margin;mso-height-relative:margin;v-text-anchor:middle" o:gfxdata="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" filled="f" strokecolor="black [3213]" strokeweight="2pt"/>
             </w:pict>
@@ -1213,8 +1277,6 @@
       <w:r>
         <w:t>Integrity</w:t>
       </w:r>
-      <w:bookmarkStart w:id="0" w:name="_GoBack"/>
-      <w:bookmarkEnd w:id="0"/>
       <w:r>
         <w:t xml:space="preserve"> for this </w:t>
       </w:r>
@@ -1384,7 +1446,7 @@
     </w:p>
     <w:sectPr>
       <w:pgSz w:w="12240" w:h="15840" w:code="1"/>
-      <w:pgMar w:top="432" w:right="1296" w:bottom="806" w:left="1296" w:header="432" w:footer="288" w:gutter="0"/>
+      <w:pgMar w:top="360" w:right="1296" w:bottom="806" w:left="1296" w:header="432" w:footer="288" w:gutter="0"/>
       <w:cols w:space="720"/>
       <w:docGrid w:linePitch="360"/>
     </w:sectPr>
@@ -1393,7 +1455,7 @@
 </file>
 
 <file path=word/numbering.xml><?xml version="1.0" encoding="utf-8"?>
-<w:numbering xmlns:wpc="http://schemas.microsoft.com/office/word/2010/wordprocessingCanvas" xmlns:cx="http://schemas.microsoft.com/office/drawing/2014/chartex" xmlns:cx1="http://schemas.microsoft.com/office/drawing/2015/9/8/chartex" xmlns:cx2="http://schemas.microsoft.com/office/drawing/2015/10/21/chartex" xmlns:cx3="http://schemas.microsoft.com/office/drawing/2016/5/9/chartex" xmlns:cx4="http://schemas.microsoft.com/office/drawing/2016/5/10/chartex" xmlns:cx5="http://schemas.microsoft.com/office/drawing/2016/5/11/chartex" xmlns:cx6="http://schemas.microsoft.com/office/drawing/2016/5/12/chartex" xmlns:cx7="http://schemas.microsoft.com/office/drawing/2016/5/13/chartex" xmlns:cx8="http://schemas.microsoft.com/office/drawing/2016/5/14/chartex" xmlns:mc="http://schemas.openxmlformats.org/markup-compatibility/2006" xmlns:aink="http://schemas.microsoft.com/office/drawing/2016/ink" xmlns:am3d="http://schemas.microsoft.com/office/drawing/2017/model3d" xmlns:o="urn:schemas-microsoft-com:office:office" xmlns:r="http://schemas.openxmlformats.org/officeDocument/2006/relationships" xmlns:m="http://schemas.openxmlformats.org/officeDocument/2006/math" xmlns:v="urn:schemas-microsoft-com:vml" xmlns:wp14="http://schemas.microsoft.com/office/word/2010/wordprocessingDrawing" xmlns:wp="http://schemas.openxmlformats.org/drawingml/2006/wordprocessingDrawing" xmlns:w10="urn:schemas-microsoft-com:office:word" xmlns:w="http://schemas.openxmlformats.org/wordprocessingml/2006/main" xmlns:w14="http://schemas.microsoft.com/office/word/2010/wordml" xmlns:w15="http://schemas.microsoft.com/office/word/2012/wordml" xmlns:w16cid="http://schemas.microsoft.com/office/word/2016/wordml/cid" xmlns:w16se="http://schemas.microsoft.com/office/word/2015/wordml/symex" xmlns:wpg="http://schemas.microsoft.com/office/word/2010/wordprocessingGroup" xmlns:wpi="http://schemas.microsoft.com/office/word/2010/wordprocessingInk" xmlns:wne="http://schemas.microsoft.com/office/word/2006/wordml" xmlns:wps="http://schemas.microsoft.com/office/word/2010/wordprocessingShape" mc:Ignorable="w14 w15 w16se w16cid wp14">
+<w:numbering xmlns:wpc="http://schemas.microsoft.com/office/word/2010/wordprocessingCanvas" xmlns:cx="http://schemas.microsoft.com/office/drawing/2014/chartex" xmlns:cx1="http://schemas.microsoft.com/office/drawing/2015/9/8/chartex" xmlns:cx2="http://schemas.microsoft.com/office/drawing/2015/10/21/chartex" xmlns:cx3="http://schemas.microsoft.com/office/drawing/2016/5/9/chartex" xmlns:cx4="http://schemas.microsoft.com/office/drawing/2016/5/10/chartex" xmlns:cx5="http://schemas.microsoft.com/office/drawing/2016/5/11/chartex" xmlns:cx6="http://schemas.microsoft.com/office/drawing/2016/5/12/chartex" xmlns:cx7="http://schemas.microsoft.com/office/drawing/2016/5/13/chartex" xmlns:cx8="http://schemas.microsoft.com/office/drawing/2016/5/14/chartex" xmlns:mc="http://schemas.openxmlformats.org/markup-compatibility/2006" xmlns:aink="http://schemas.microsoft.com/office/drawing/2016/ink" xmlns:am3d="http://schemas.microsoft.com/office/drawing/2017/model3d" xmlns:o="urn:schemas-microsoft-com:office:office" xmlns:oel="http://schemas.microsoft.com/office/2019/extlst" xmlns:r="http://schemas.openxmlformats.org/officeDocument/2006/relationships" xmlns:m="http://schemas.openxmlformats.org/officeDocument/2006/math" xmlns:v="urn:schemas-microsoft-com:vml" xmlns:wp14="http://schemas.microsoft.com/office/word/2010/wordprocessingDrawing" xmlns:wp="http://schemas.openxmlformats.org/drawingml/2006/wordprocessingDrawing" xmlns:w10="urn:schemas-microsoft-com:office:word" xmlns:w="http://schemas.openxmlformats.org/wordprocessingml/2006/main" xmlns:w14="http://schemas.microsoft.com/office/word/2010/wordml" xmlns:w15="http://schemas.microsoft.com/office/word/2012/wordml" xmlns:w16cex="http://schemas.microsoft.com/office/word/2018/wordml/cex" xmlns:w16cid="http://schemas.microsoft.com/office/word/2016/wordml/cid" xmlns:w16="http://schemas.microsoft.com/office/word/2018/wordml" xmlns:w16du="http://schemas.microsoft.com/office/word/2023/wordml/word16du" xmlns:w16sdtdh="http://schemas.microsoft.com/office/word/2020/wordml/sdtdatahash" xmlns:w16sdtfl="http://schemas.microsoft.com/office/word/2024/wordml/sdtformatlock" xmlns:w16se="http://schemas.microsoft.com/office/word/2015/wordml/symex" xmlns:wpg="http://schemas.microsoft.com/office/word/2010/wordprocessingGroup" xmlns:wpi="http://schemas.microsoft.com/office/word/2010/wordprocessingInk" xmlns:wne="http://schemas.microsoft.com/office/word/2006/wordml" xmlns:wps="http://schemas.microsoft.com/office/word/2010/wordprocessingShape" mc:Ignorable="w14 w15 w16se w16cid w16 w16cex w16sdtdh w16sdtfl w16du wp14">
   <w:abstractNum w:abstractNumId="0" w15:restartNumberingAfterBreak="0">
     <w:nsid w:val="0CFE0E25"/>
     <w:multiLevelType w:val="hybridMultilevel"/>
@@ -1569,17 +1631,17 @@
       </w:pPr>
     </w:lvl>
   </w:abstractNum>
-  <w:num w:numId="1">
+  <w:num w:numId="1" w16cid:durableId="1664435756">
     <w:abstractNumId w:val="0"/>
   </w:num>
-  <w:num w:numId="2">
+  <w:num w:numId="2" w16cid:durableId="115218900">
     <w:abstractNumId w:val="1"/>
   </w:num>
 </w:numbering>
 </file>
 
 <file path=word/styles.xml><?xml version="1.0" encoding="utf-8"?>
-<w:styles xmlns:mc="http://schemas.openxmlformats.org/markup-compatibility/2006" xmlns:r="http://schemas.openxmlformats.org/officeDocument/2006/relationships" xmlns:w="http://schemas.openxmlformats.org/wordprocessingml/2006/main" xmlns:w14="http://schemas.microsoft.com/office/word/2010/wordml" xmlns:w15="http://schemas.microsoft.com/office/word/2012/wordml" xmlns:w16cid="http://schemas.microsoft.com/office/word/2016/wordml/cid" xmlns:w16se="http://schemas.microsoft.com/office/word/2015/wordml/symex" mc:Ignorable="w14 w15 w16se w16cid">
+<w:styles xmlns:mc="http://schemas.openxmlformats.org/markup-compatibility/2006" xmlns:r="http://schemas.openxmlformats.org/officeDocument/2006/relationships" xmlns:w="http://schemas.openxmlformats.org/wordprocessingml/2006/main" xmlns:w14="http://schemas.microsoft.com/office/word/2010/wordml" xmlns:w15="http://schemas.microsoft.com/office/word/2012/wordml" xmlns:w16cex="http://schemas.microsoft.com/office/word/2018/wordml/cex" xmlns:w16cid="http://schemas.microsoft.com/office/word/2016/wordml/cid" xmlns:w16="http://schemas.microsoft.com/office/word/2018/wordml" xmlns:w16du="http://schemas.microsoft.com/office/word/2023/wordml/word16du" xmlns:w16sdtdh="http://schemas.microsoft.com/office/word/2020/wordml/sdtdatahash" xmlns:w16sdtfl="http://schemas.microsoft.com/office/word/2024/wordml/sdtformatlock" xmlns:w16se="http://schemas.microsoft.com/office/word/2015/wordml/symex" mc:Ignorable="w14 w15 w16se w16cid w16 w16cex w16sdtdh w16sdtfl w16du">
   <w:docDefaults>
     <w:rPrDefault>
       <w:rPr>
@@ -1595,7 +1657,7 @@
       </w:pPr>
     </w:pPrDefault>
   </w:docDefaults>
-  <w:latentStyles w:defLockedState="0" w:defUIPriority="99" w:defSemiHidden="0" w:defUnhideWhenUsed="0" w:defQFormat="0" w:count="375">
+  <w:latentStyles w:defLockedState="0" w:defUIPriority="99" w:defSemiHidden="0" w:defUnhideWhenUsed="0" w:defQFormat="0" w:count="376">
     <w:lsdException w:name="Normal" w:uiPriority="0" w:qFormat="1"/>
     <w:lsdException w:name="heading 1" w:uiPriority="9" w:qFormat="1"/>
     <w:lsdException w:name="heading 2" w:semiHidden="1" w:uiPriority="9" w:unhideWhenUsed="1" w:qFormat="1"/>
@@ -1969,6 +2031,7 @@
     <w:lsdException w:name="List Table 7 Colorful Accent 6" w:uiPriority="52"/>
     <w:lsdException w:name="Mention" w:semiHidden="1" w:unhideWhenUsed="1"/>
     <w:lsdException w:name="Smart Hyperlink" w:semiHidden="1" w:unhideWhenUsed="1"/>
+    <w:lsdException w:name="Smart Link" w:semiHidden="1" w:unhideWhenUsed="1"/>
   </w:latentStyles>
   <w:style w:type="paragraph" w:default="1" w:styleId="Normal">
     <w:name w:val="Normal"/>
